--- a/anketa/oprosnyj-list-multicrete.docx
+++ b/anketa/oprosnyj-list-multicrete.docx
@@ -5,16 +5,26 @@
     <w:p>
       <w:pPr>
         <w:pStyle w:val="1"/>
+        <w:spacing w:before="80" w:after="40" w:line="240" w:lineRule="auto"/>
       </w:pPr>
       <w:r>
+        <w:rPr>
+          <w:sz w:val="22"/>
+          <w:szCs w:val="22"/>
+        </w:rPr>
         <w:t>ОПРОСНЫЙ ЛИСТ на подбор защитного покрытия МультиКрит</w:t>
       </w:r>
     </w:p>
     <w:p>
       <w:pPr>
         <w:pStyle w:val="2"/>
+        <w:spacing w:before="80" w:after="40" w:line="240" w:lineRule="auto"/>
       </w:pPr>
       <w:r>
+        <w:rPr>
+          <w:sz w:val="20"/>
+          <w:szCs w:val="20"/>
+        </w:rPr>
         <w:t>Универсальный бланк (для любого оборудования и отрасли)</w:t>
       </w:r>
     </w:p>
@@ -32,8 +42,13 @@
     <w:p>
       <w:pPr>
         <w:pStyle w:val="1"/>
+        <w:spacing w:before="80" w:after="40" w:line="240" w:lineRule="auto"/>
       </w:pPr>
       <w:r>
+        <w:rPr>
+          <w:sz w:val="22"/>
+          <w:szCs w:val="22"/>
+        </w:rPr>
         <w:t>Блок 0. Заказчик</w:t>
       </w:r>
     </w:p>
@@ -142,12 +157,25 @@
         </w:tc>
       </w:tr>
     </w:tbl>
-    <w:p/>
     <w:p>
       <w:pPr>
+        <w:spacing w:before="0" w:after="0" w:line="240" w:lineRule="auto"/>
+        <w:rPr>
+          <w:sz w:val="12"/>
+          <w:szCs w:val="12"/>
+        </w:rPr>
+      </w:pPr>
+    </w:p>
+    <w:p>
+      <w:pPr>
         <w:pStyle w:val="1"/>
+        <w:spacing w:before="80" w:after="40" w:line="240" w:lineRule="auto"/>
       </w:pPr>
       <w:r>
+        <w:rPr>
+          <w:sz w:val="22"/>
+          <w:szCs w:val="22"/>
+        </w:rPr>
         <w:t>Блок 1. Объект — что защищаем</w:t>
       </w:r>
     </w:p>
@@ -261,12 +289,25 @@
         </w:tc>
       </w:tr>
     </w:tbl>
-    <w:p/>
     <w:p>
       <w:pPr>
+        <w:spacing w:before="0" w:after="0" w:line="240" w:lineRule="auto"/>
+        <w:rPr>
+          <w:sz w:val="12"/>
+          <w:szCs w:val="12"/>
+        </w:rPr>
+      </w:pPr>
+    </w:p>
+    <w:p>
+      <w:pPr>
         <w:pStyle w:val="1"/>
+        <w:spacing w:before="80" w:after="40" w:line="240" w:lineRule="auto"/>
       </w:pPr>
       <w:r>
+        <w:rPr>
+          <w:sz w:val="22"/>
+          <w:szCs w:val="22"/>
+        </w:rPr>
         <w:t>Блок 2. Материал, геометрия и предыдущее покрытие</w:t>
       </w:r>
     </w:p>
@@ -411,12 +452,25 @@
         </w:tc>
       </w:tr>
     </w:tbl>
-    <w:p/>
     <w:p>
       <w:pPr>
+        <w:spacing w:before="0" w:after="0" w:line="240" w:lineRule="auto"/>
+        <w:rPr>
+          <w:sz w:val="12"/>
+          <w:szCs w:val="12"/>
+        </w:rPr>
+      </w:pPr>
+    </w:p>
+    <w:p>
+      <w:pPr>
         <w:pStyle w:val="2"/>
+        <w:spacing w:before="80" w:after="40" w:line="240" w:lineRule="auto"/>
       </w:pPr>
       <w:r>
+        <w:rPr>
+          <w:sz w:val="20"/>
+          <w:szCs w:val="20"/>
+        </w:rPr>
         <w:t>Ранее применявшееся покрытие</w:t>
       </w:r>
     </w:p>
@@ -543,12 +597,25 @@
         </w:tc>
       </w:tr>
     </w:tbl>
-    <w:p/>
     <w:p>
       <w:pPr>
+        <w:spacing w:before="0" w:after="0" w:line="240" w:lineRule="auto"/>
+        <w:rPr>
+          <w:sz w:val="12"/>
+          <w:szCs w:val="12"/>
+        </w:rPr>
+      </w:pPr>
+    </w:p>
+    <w:p>
+      <w:pPr>
         <w:pStyle w:val="1"/>
+        <w:spacing w:before="80" w:after="40" w:line="240" w:lineRule="auto"/>
       </w:pPr>
       <w:r>
+        <w:rPr>
+          <w:sz w:val="22"/>
+          <w:szCs w:val="22"/>
+        </w:rPr>
         <w:t>Блок 3. Условия эксплуатации</w:t>
       </w:r>
     </w:p>
@@ -729,12 +796,25 @@
         </w:tc>
       </w:tr>
     </w:tbl>
-    <w:p/>
     <w:p>
       <w:pPr>
+        <w:spacing w:before="0" w:after="0" w:line="240" w:lineRule="auto"/>
+        <w:rPr>
+          <w:sz w:val="12"/>
+          <w:szCs w:val="12"/>
+        </w:rPr>
+      </w:pPr>
+    </w:p>
+    <w:p>
+      <w:pPr>
         <w:pStyle w:val="1"/>
+        <w:spacing w:before="80" w:after="40" w:line="240" w:lineRule="auto"/>
       </w:pPr>
       <w:r>
+        <w:rPr>
+          <w:sz w:val="22"/>
+          <w:szCs w:val="22"/>
+        </w:rPr>
         <w:t>Блок 4. Механизмы разрушения — ЧТО именно портит деталь</w:t>
       </w:r>
     </w:p>
@@ -749,8 +829,13 @@
     <w:p>
       <w:pPr>
         <w:pStyle w:val="2"/>
+        <w:spacing w:before="80" w:after="40" w:line="240" w:lineRule="auto"/>
       </w:pPr>
       <w:r>
+        <w:rPr>
+          <w:sz w:val="20"/>
+          <w:szCs w:val="20"/>
+        </w:rPr>
         <w:t>4.0. Характер воздействия (главный вопрос — как частицы/среда бьют по поверхности):</w:t>
       </w:r>
     </w:p>
@@ -777,8 +862,13 @@
     <w:p>
       <w:pPr>
         <w:pStyle w:val="2"/>
+        <w:spacing w:before="80" w:after="40" w:line="240" w:lineRule="auto"/>
       </w:pPr>
       <w:r>
+        <w:rPr>
+          <w:sz w:val="20"/>
+          <w:szCs w:val="20"/>
+        </w:rPr>
         <w:t>4.1. Абразивное воздействие</w:t>
       </w:r>
     </w:p>
@@ -905,12 +995,25 @@
         </w:tc>
       </w:tr>
     </w:tbl>
-    <w:p/>
     <w:p>
       <w:pPr>
+        <w:spacing w:before="0" w:after="0" w:line="240" w:lineRule="auto"/>
+        <w:rPr>
+          <w:sz w:val="12"/>
+          <w:szCs w:val="12"/>
+        </w:rPr>
+      </w:pPr>
+    </w:p>
+    <w:p>
+      <w:pPr>
         <w:pStyle w:val="2"/>
+        <w:spacing w:before="80" w:after="40" w:line="240" w:lineRule="auto"/>
       </w:pPr>
       <w:r>
+        <w:rPr>
+          <w:sz w:val="20"/>
+          <w:szCs w:val="20"/>
+        </w:rPr>
         <w:t>4.2. Кавитация</w:t>
       </w:r>
     </w:p>
@@ -983,12 +1086,25 @@
         </w:tc>
       </w:tr>
     </w:tbl>
-    <w:p/>
     <w:p>
       <w:pPr>
+        <w:spacing w:before="0" w:after="0" w:line="240" w:lineRule="auto"/>
+        <w:rPr>
+          <w:sz w:val="12"/>
+          <w:szCs w:val="12"/>
+        </w:rPr>
+      </w:pPr>
+    </w:p>
+    <w:p>
+      <w:pPr>
         <w:pStyle w:val="2"/>
+        <w:spacing w:before="80" w:after="40" w:line="240" w:lineRule="auto"/>
       </w:pPr>
       <w:r>
+        <w:rPr>
+          <w:sz w:val="20"/>
+          <w:szCs w:val="20"/>
+        </w:rPr>
         <w:t>4.3. Эрозия / гидроабразив</w:t>
       </w:r>
     </w:p>
@@ -1061,12 +1177,25 @@
         </w:tc>
       </w:tr>
     </w:tbl>
-    <w:p/>
     <w:p>
       <w:pPr>
+        <w:spacing w:before="0" w:after="0" w:line="240" w:lineRule="auto"/>
+        <w:rPr>
+          <w:sz w:val="12"/>
+          <w:szCs w:val="12"/>
+        </w:rPr>
+      </w:pPr>
+    </w:p>
+    <w:p>
+      <w:pPr>
         <w:pStyle w:val="2"/>
+        <w:spacing w:before="80" w:after="40" w:line="240" w:lineRule="auto"/>
       </w:pPr>
       <w:r>
+        <w:rPr>
+          <w:sz w:val="20"/>
+          <w:szCs w:val="20"/>
+        </w:rPr>
         <w:t>4.4. Химическое воздействие</w:t>
       </w:r>
     </w:p>
@@ -1175,12 +1304,25 @@
         </w:tc>
       </w:tr>
     </w:tbl>
-    <w:p/>
     <w:p>
       <w:pPr>
+        <w:spacing w:before="0" w:after="0" w:line="240" w:lineRule="auto"/>
+        <w:rPr>
+          <w:sz w:val="12"/>
+          <w:szCs w:val="12"/>
+        </w:rPr>
+      </w:pPr>
+    </w:p>
+    <w:p>
+      <w:pPr>
         <w:pStyle w:val="2"/>
+        <w:spacing w:before="80" w:after="40" w:line="240" w:lineRule="auto"/>
       </w:pPr>
       <w:r>
+        <w:rPr>
+          <w:sz w:val="20"/>
+          <w:szCs w:val="20"/>
+        </w:rPr>
         <w:t>4.5. Ударные / вибрационные нагрузки, налипание, биообрастание</w:t>
       </w:r>
     </w:p>
@@ -1271,12 +1413,25 @@
         </w:tc>
       </w:tr>
     </w:tbl>
-    <w:p/>
     <w:p>
       <w:pPr>
+        <w:spacing w:before="0" w:after="0" w:line="240" w:lineRule="auto"/>
+        <w:rPr>
+          <w:sz w:val="12"/>
+          <w:szCs w:val="12"/>
+        </w:rPr>
+      </w:pPr>
+    </w:p>
+    <w:p>
+      <w:pPr>
         <w:pStyle w:val="1"/>
+        <w:spacing w:before="80" w:after="40" w:line="240" w:lineRule="auto"/>
       </w:pPr>
       <w:r>
+        <w:rPr>
+          <w:sz w:val="22"/>
+          <w:szCs w:val="22"/>
+        </w:rPr>
         <w:t>Блок 5. Задача и приложения</w:t>
       </w:r>
     </w:p>
@@ -1403,12 +1558,25 @@
         </w:tc>
       </w:tr>
     </w:tbl>
-    <w:p/>
     <w:p>
       <w:pPr>
+        <w:spacing w:before="0" w:after="0" w:line="240" w:lineRule="auto"/>
+        <w:rPr>
+          <w:sz w:val="12"/>
+          <w:szCs w:val="12"/>
+        </w:rPr>
+      </w:pPr>
+    </w:p>
+    <w:p>
+      <w:pPr>
         <w:pStyle w:val="1"/>
+        <w:spacing w:before="80" w:after="40" w:line="240" w:lineRule="auto"/>
       </w:pPr>
       <w:r>
+        <w:rPr>
+          <w:sz w:val="22"/>
+          <w:szCs w:val="22"/>
+        </w:rPr>
         <w:t>Блок 6. Составил</w:t>
       </w:r>
     </w:p>
@@ -1517,7 +1685,15 @@
         </w:tc>
       </w:tr>
     </w:tbl>
-    <w:p/>
+    <w:p>
+      <w:pPr>
+        <w:spacing w:before="0" w:after="0" w:line="240" w:lineRule="auto"/>
+        <w:rPr>
+          <w:sz w:val="12"/>
+          <w:szCs w:val="12"/>
+        </w:rPr>
+      </w:pPr>
+    </w:p>
     <w:p>
       <w:r>
         <w:rPr>
